--- a/industrial report_flavours of nepal.docx
+++ b/industrial report_flavours of nepal.docx
@@ -244,7 +244,7 @@
       <w:r>
         <w:br w:type="page"/>
       </w:r>
-      <w:bookmarkStart w:id="0" w:name="_Toc227071347"/>
+      <w:bookmarkStart w:id="0" w:name="_Toc227072902"/>
       <w:r>
         <w:lastRenderedPageBreak/>
         <w:t>Executive Summary</w:t>
@@ -286,6 +286,14 @@
     </w:p>
     <w:sdt>
       <w:sdtPr>
+        <w:rPr>
+          <w:rFonts w:ascii="Calibri" w:eastAsia="Calibri" w:hAnsi="Calibri" w:cstheme="minorBidi"/>
+          <w:b w:val="0"/>
+          <w:bCs w:val="0"/>
+          <w:color w:val="auto"/>
+          <w:sz w:val="22"/>
+          <w:szCs w:val="22"/>
+        </w:rPr>
         <w:id w:val="-1857495577"/>
         <w:docPartObj>
           <w:docPartGallery w:val="Table of Contents"/>
@@ -294,11 +302,7 @@
       </w:sdtPr>
       <w:sdtEndPr>
         <w:rPr>
-          <w:rFonts w:ascii="Calibri" w:eastAsia="Calibri" w:hAnsi="Calibri" w:cstheme="minorBidi"/>
           <w:noProof/>
-          <w:color w:val="auto"/>
-          <w:sz w:val="22"/>
-          <w:szCs w:val="22"/>
         </w:rPr>
       </w:sdtEndPr>
       <w:sdtContent>
@@ -344,7 +348,7 @@
             </w:rPr>
             <w:fldChar w:fldCharType="separate"/>
           </w:r>
-          <w:hyperlink w:anchor="_Toc227071347" w:history="1">
+          <w:hyperlink w:anchor="_Toc227072902" w:history="1">
             <w:r>
               <w:rPr>
                 <w:rStyle w:val="Hyperlink"/>
@@ -371,7 +375,7 @@
                 <w:noProof/>
                 <w:webHidden/>
               </w:rPr>
-              <w:instrText xml:space="preserve"> PAGEREF _Toc227071347 \h </w:instrText>
+              <w:instrText xml:space="preserve"> PAGEREF _Toc227072902 \h </w:instrText>
             </w:r>
             <w:r>
               <w:rPr>
@@ -419,7 +423,7 @@
               <w14:ligatures w14:val="standardContextual"/>
             </w:rPr>
           </w:pPr>
-          <w:hyperlink w:anchor="_Toc227071348" w:history="1">
+          <w:hyperlink w:anchor="_Toc227072903" w:history="1">
             <w:r>
               <w:rPr>
                 <w:rStyle w:val="Hyperlink"/>
@@ -446,7 +450,7 @@
                 <w:noProof/>
                 <w:webHidden/>
               </w:rPr>
-              <w:instrText xml:space="preserve"> PAGEREF _Toc227071348 \h </w:instrText>
+              <w:instrText xml:space="preserve"> PAGEREF _Toc227072903 \h </w:instrText>
             </w:r>
             <w:r>
               <w:rPr>
@@ -494,7 +498,7 @@
               <w14:ligatures w14:val="standardContextual"/>
             </w:rPr>
           </w:pPr>
-          <w:hyperlink w:anchor="_Toc227071349" w:history="1">
+          <w:hyperlink w:anchor="_Toc227072904" w:history="1">
             <w:r>
               <w:rPr>
                 <w:rStyle w:val="Hyperlink"/>
@@ -521,7 +525,7 @@
                 <w:noProof/>
                 <w:webHidden/>
               </w:rPr>
-              <w:instrText xml:space="preserve"> PAGEREF _Toc227071349 \h </w:instrText>
+              <w:instrText xml:space="preserve"> PAGEREF _Toc227072904 \h </w:instrText>
             </w:r>
             <w:r>
               <w:rPr>
@@ -569,7 +573,7 @@
               <w14:ligatures w14:val="standardContextual"/>
             </w:rPr>
           </w:pPr>
-          <w:hyperlink w:anchor="_Toc227071350" w:history="1">
+          <w:hyperlink w:anchor="_Toc227072905" w:history="1">
             <w:r>
               <w:rPr>
                 <w:rStyle w:val="Hyperlink"/>
@@ -596,7 +600,7 @@
                 <w:noProof/>
                 <w:webHidden/>
               </w:rPr>
-              <w:instrText xml:space="preserve"> PAGEREF _Toc227071350 \h </w:instrText>
+              <w:instrText xml:space="preserve"> PAGEREF _Toc227072905 \h </w:instrText>
             </w:r>
             <w:r>
               <w:rPr>
@@ -644,7 +648,7 @@
               <w14:ligatures w14:val="standardContextual"/>
             </w:rPr>
           </w:pPr>
-          <w:hyperlink w:anchor="_Toc227071351" w:history="1">
+          <w:hyperlink w:anchor="_Toc227072906" w:history="1">
             <w:r>
               <w:rPr>
                 <w:rStyle w:val="Hyperlink"/>
@@ -671,7 +675,7 @@
                 <w:noProof/>
                 <w:webHidden/>
               </w:rPr>
-              <w:instrText xml:space="preserve"> PAGEREF _Toc227071351 \h </w:instrText>
+              <w:instrText xml:space="preserve"> PAGEREF _Toc227072906 \h </w:instrText>
             </w:r>
             <w:r>
               <w:rPr>
@@ -719,7 +723,7 @@
               <w14:ligatures w14:val="standardContextual"/>
             </w:rPr>
           </w:pPr>
-          <w:hyperlink w:anchor="_Toc227071352" w:history="1">
+          <w:hyperlink w:anchor="_Toc227072907" w:history="1">
             <w:r>
               <w:rPr>
                 <w:rStyle w:val="Hyperlink"/>
@@ -746,7 +750,7 @@
                 <w:noProof/>
                 <w:webHidden/>
               </w:rPr>
-              <w:instrText xml:space="preserve"> PAGEREF _Toc227071352 \h </w:instrText>
+              <w:instrText xml:space="preserve"> PAGEREF _Toc227072907 \h </w:instrText>
             </w:r>
             <w:r>
               <w:rPr>
@@ -794,7 +798,7 @@
               <w14:ligatures w14:val="standardContextual"/>
             </w:rPr>
           </w:pPr>
-          <w:hyperlink w:anchor="_Toc227071353" w:history="1">
+          <w:hyperlink w:anchor="_Toc227072908" w:history="1">
             <w:r>
               <w:rPr>
                 <w:rStyle w:val="Hyperlink"/>
@@ -821,7 +825,7 @@
                 <w:noProof/>
                 <w:webHidden/>
               </w:rPr>
-              <w:instrText xml:space="preserve"> PAGEREF _Toc227071353 \h </w:instrText>
+              <w:instrText xml:space="preserve"> PAGEREF _Toc227072908 \h </w:instrText>
             </w:r>
             <w:r>
               <w:rPr>
@@ -869,7 +873,7 @@
               <w14:ligatures w14:val="standardContextual"/>
             </w:rPr>
           </w:pPr>
-          <w:hyperlink w:anchor="_Toc227071354" w:history="1">
+          <w:hyperlink w:anchor="_Toc227072909" w:history="1">
             <w:r>
               <w:rPr>
                 <w:rStyle w:val="Hyperlink"/>
@@ -896,7 +900,7 @@
                 <w:noProof/>
                 <w:webHidden/>
               </w:rPr>
-              <w:instrText xml:space="preserve"> PAGEREF _Toc227071354 \h </w:instrText>
+              <w:instrText xml:space="preserve"> PAGEREF _Toc227072909 \h </w:instrText>
             </w:r>
             <w:r>
               <w:rPr>
@@ -944,7 +948,7 @@
               <w14:ligatures w14:val="standardContextual"/>
             </w:rPr>
           </w:pPr>
-          <w:hyperlink w:anchor="_Toc227071355" w:history="1">
+          <w:hyperlink w:anchor="_Toc227072910" w:history="1">
             <w:r>
               <w:rPr>
                 <w:rStyle w:val="Hyperlink"/>
@@ -971,7 +975,7 @@
                 <w:noProof/>
                 <w:webHidden/>
               </w:rPr>
-              <w:instrText xml:space="preserve"> PAGEREF _Toc227071355 \h </w:instrText>
+              <w:instrText xml:space="preserve"> PAGEREF _Toc227072910 \h </w:instrText>
             </w:r>
             <w:r>
               <w:rPr>
@@ -1019,7 +1023,7 @@
               <w14:ligatures w14:val="standardContextual"/>
             </w:rPr>
           </w:pPr>
-          <w:hyperlink w:anchor="_Toc227071356" w:history="1">
+          <w:hyperlink w:anchor="_Toc227072911" w:history="1">
             <w:r>
               <w:rPr>
                 <w:rStyle w:val="Hyperlink"/>
@@ -1046,7 +1050,7 @@
                 <w:noProof/>
                 <w:webHidden/>
               </w:rPr>
-              <w:instrText xml:space="preserve"> PAGEREF _Toc227071356 \h </w:instrText>
+              <w:instrText xml:space="preserve"> PAGEREF _Toc227072911 \h </w:instrText>
             </w:r>
             <w:r>
               <w:rPr>
@@ -1094,7 +1098,7 @@
               <w14:ligatures w14:val="standardContextual"/>
             </w:rPr>
           </w:pPr>
-          <w:hyperlink w:anchor="_Toc227071357" w:history="1">
+          <w:hyperlink w:anchor="_Toc227072912" w:history="1">
             <w:r>
               <w:rPr>
                 <w:rStyle w:val="Hyperlink"/>
@@ -1121,7 +1125,7 @@
                 <w:noProof/>
                 <w:webHidden/>
               </w:rPr>
-              <w:instrText xml:space="preserve"> PAGEREF _Toc227071357 \h </w:instrText>
+              <w:instrText xml:space="preserve"> PAGEREF _Toc227072912 \h </w:instrText>
             </w:r>
             <w:r>
               <w:rPr>
@@ -1169,7 +1173,7 @@
               <w14:ligatures w14:val="standardContextual"/>
             </w:rPr>
           </w:pPr>
-          <w:hyperlink w:anchor="_Toc227071358" w:history="1">
+          <w:hyperlink w:anchor="_Toc227072913" w:history="1">
             <w:r>
               <w:rPr>
                 <w:rStyle w:val="Hyperlink"/>
@@ -1196,7 +1200,7 @@
                 <w:noProof/>
                 <w:webHidden/>
               </w:rPr>
-              <w:instrText xml:space="preserve"> PAGEREF _Toc227071358 \h </w:instrText>
+              <w:instrText xml:space="preserve"> PAGEREF _Toc227072913 \h </w:instrText>
             </w:r>
             <w:r>
               <w:rPr>
@@ -1244,7 +1248,7 @@
               <w14:ligatures w14:val="standardContextual"/>
             </w:rPr>
           </w:pPr>
-          <w:hyperlink w:anchor="_Toc227071359" w:history="1">
+          <w:hyperlink w:anchor="_Toc227072914" w:history="1">
             <w:r>
               <w:rPr>
                 <w:rStyle w:val="Hyperlink"/>
@@ -1271,7 +1275,7 @@
                 <w:noProof/>
                 <w:webHidden/>
               </w:rPr>
-              <w:instrText xml:space="preserve"> PAGEREF _Toc227071359 \h </w:instrText>
+              <w:instrText xml:space="preserve"> PAGEREF _Toc227072914 \h </w:instrText>
             </w:r>
             <w:r>
               <w:rPr>
@@ -1292,6 +1296,81 @@
                 <w:webHidden/>
               </w:rPr>
               <w:t>9</w:t>
+            </w:r>
+            <w:r>
+              <w:rPr>
+                <w:noProof/>
+                <w:webHidden/>
+              </w:rPr>
+              <w:fldChar w:fldCharType="end"/>
+            </w:r>
+          </w:hyperlink>
+        </w:p>
+        <w:p>
+          <w:pPr>
+            <w:pStyle w:val="TOC2"/>
+            <w:tabs>
+              <w:tab w:val="right" w:leader="dot" w:pos="9396"/>
+            </w:tabs>
+            <w:rPr>
+              <w:rFonts w:eastAsiaTheme="minorEastAsia"/>
+              <w:b w:val="0"/>
+              <w:bCs w:val="0"/>
+              <w:noProof/>
+              <w:kern w:val="2"/>
+              <w:sz w:val="24"/>
+              <w:szCs w:val="24"/>
+              <w14:ligatures w14:val="standardContextual"/>
+            </w:rPr>
+          </w:pPr>
+          <w:hyperlink w:anchor="_Toc227072915" w:history="1">
+            <w:r>
+              <w:rPr>
+                <w:rStyle w:val="Hyperlink"/>
+                <w:noProof/>
+              </w:rPr>
+              <w:t>Appendix 3: Screen Summary</w:t>
+            </w:r>
+            <w:r>
+              <w:rPr>
+                <w:noProof/>
+                <w:webHidden/>
+              </w:rPr>
+              <w:tab/>
+            </w:r>
+            <w:r>
+              <w:rPr>
+                <w:noProof/>
+                <w:webHidden/>
+              </w:rPr>
+              <w:fldChar w:fldCharType="begin"/>
+            </w:r>
+            <w:r>
+              <w:rPr>
+                <w:noProof/>
+                <w:webHidden/>
+              </w:rPr>
+              <w:instrText xml:space="preserve"> PAGEREF _Toc227072915 \h </w:instrText>
+            </w:r>
+            <w:r>
+              <w:rPr>
+                <w:noProof/>
+                <w:webHidden/>
+              </w:rPr>
+            </w:r>
+            <w:r>
+              <w:rPr>
+                <w:noProof/>
+                <w:webHidden/>
+              </w:rPr>
+              <w:fldChar w:fldCharType="separate"/>
+            </w:r>
+            <w:r>
+              <w:rPr>
+                <w:noProof/>
+                <w:webHidden/>
+              </w:rPr>
+              <w:t>10</w:t>
             </w:r>
             <w:r>
               <w:rPr>
@@ -1341,7 +1420,7 @@
       <w:pPr>
         <w:pStyle w:val="Heading1"/>
       </w:pPr>
-      <w:bookmarkStart w:id="1" w:name="_Toc227071348"/>
+      <w:bookmarkStart w:id="1" w:name="_Toc227072903"/>
       <w:r>
         <w:lastRenderedPageBreak/>
         <w:t xml:space="preserve">1. </w:t>
@@ -1387,7 +1466,7 @@
       <w:pPr>
         <w:pStyle w:val="Heading1"/>
       </w:pPr>
-      <w:bookmarkStart w:id="2" w:name="_Toc227071349"/>
+      <w:bookmarkStart w:id="2" w:name="_Toc227072904"/>
       <w:r>
         <w:t>2. Scope of the System</w:t>
       </w:r>
@@ -1441,7 +1520,7 @@
       <w:pPr>
         <w:pStyle w:val="Heading1"/>
       </w:pPr>
-      <w:bookmarkStart w:id="3" w:name="_Toc227071350"/>
+      <w:bookmarkStart w:id="3" w:name="_Toc227072905"/>
       <w:r>
         <w:t>3. Business Requirements and Objectives</w:t>
       </w:r>
@@ -1483,7 +1562,7 @@
       <w:pPr>
         <w:pStyle w:val="Heading1"/>
       </w:pPr>
-      <w:bookmarkStart w:id="4" w:name="_Toc227071351"/>
+      <w:bookmarkStart w:id="4" w:name="_Toc227072906"/>
       <w:r>
         <w:t>4. User Requirements and Use Cases</w:t>
       </w:r>
@@ -1534,7 +1613,7 @@
       <w:pPr>
         <w:pStyle w:val="Heading1"/>
       </w:pPr>
-      <w:bookmarkStart w:id="5" w:name="_Toc227071352"/>
+      <w:bookmarkStart w:id="5" w:name="_Toc227072907"/>
       <w:r>
         <w:t>5. Functional Requirements</w:t>
       </w:r>
@@ -1584,7 +1663,7 @@
       <w:pPr>
         <w:pStyle w:val="Heading1"/>
       </w:pPr>
-      <w:bookmarkStart w:id="6" w:name="_Toc227071353"/>
+      <w:bookmarkStart w:id="6" w:name="_Toc227072908"/>
       <w:r>
         <w:lastRenderedPageBreak/>
         <w:t>6. Non-Functional Requirements</w:t>
@@ -1627,7 +1706,7 @@
       <w:pPr>
         <w:pStyle w:val="Heading1"/>
       </w:pPr>
-      <w:bookmarkStart w:id="7" w:name="_Toc227071354"/>
+      <w:bookmarkStart w:id="7" w:name="_Toc227072909"/>
       <w:r>
         <w:t>7. System Architecture and Data Design</w:t>
       </w:r>
@@ -1673,7 +1752,7 @@
       <w:pPr>
         <w:pStyle w:val="Heading1"/>
       </w:pPr>
-      <w:bookmarkStart w:id="8" w:name="_Toc227071355"/>
+      <w:bookmarkStart w:id="8" w:name="_Toc227072910"/>
       <w:r>
         <w:t>8. Security, Testing, and Implementation</w:t>
       </w:r>
@@ -1723,7 +1802,7 @@
       <w:pPr>
         <w:pStyle w:val="Heading1"/>
       </w:pPr>
-      <w:bookmarkStart w:id="9" w:name="_Toc227071356"/>
+      <w:bookmarkStart w:id="9" w:name="_Toc227072911"/>
       <w:r>
         <w:t>9. Conclusion</w:t>
       </w:r>
@@ -1750,7 +1829,7 @@
       <w:pPr>
         <w:pStyle w:val="Heading1"/>
       </w:pPr>
-      <w:bookmarkStart w:id="10" w:name="_Toc227071357"/>
+      <w:bookmarkStart w:id="10" w:name="_Toc227072912"/>
       <w:r>
         <w:t>Appendix</w:t>
       </w:r>
@@ -1760,12 +1839,9 @@
       <w:pPr>
         <w:pStyle w:val="Heading2"/>
       </w:pPr>
-      <w:bookmarkStart w:id="11" w:name="_Toc227071358"/>
+      <w:bookmarkStart w:id="11" w:name="_Toc227072913"/>
       <w:r>
-        <w:t xml:space="preserve">Appendix 1: </w:t>
-      </w:r>
-      <w:r>
-        <w:t>Core Requirement Summary</w:t>
+        <w:t>Appendix 1: Core Requirement Summary</w:t>
       </w:r>
       <w:bookmarkEnd w:id="11"/>
     </w:p>
@@ -2067,7 +2143,7 @@
       <w:pPr>
         <w:pStyle w:val="Heading2"/>
       </w:pPr>
-      <w:bookmarkStart w:id="12" w:name="_Toc227071359"/>
+      <w:bookmarkStart w:id="12" w:name="_Toc227072914"/>
       <w:r>
         <w:t>Appendix 2: Gantt Chart</w:t>
       </w:r>
@@ -2115,6 +2191,634 @@
         </w:drawing>
       </w:r>
     </w:p>
+    <w:p/>
+    <w:p>
+      <w:pPr>
+        <w:pStyle w:val="Heading2"/>
+      </w:pPr>
+      <w:bookmarkStart w:id="13" w:name="_Toc227072915"/>
+      <w:r>
+        <w:lastRenderedPageBreak/>
+        <w:t>Appendix 3:</w:t>
+      </w:r>
+      <w:r>
+        <w:t xml:space="preserve"> Screen Summary</w:t>
+      </w:r>
+      <w:bookmarkEnd w:id="13"/>
+    </w:p>
+    <w:tbl>
+      <w:tblPr>
+        <w:tblStyle w:val="TableGrid"/>
+        <w:tblW w:w="0" w:type="auto"/>
+        <w:jc w:val="center"/>
+        <w:tblLook w:val="04A0" w:firstRow="1" w:lastRow="0" w:firstColumn="1" w:lastColumn="0" w:noHBand="0" w:noVBand="1"/>
+      </w:tblPr>
+      <w:tblGrid>
+        <w:gridCol w:w="2398"/>
+        <w:gridCol w:w="2391"/>
+        <w:gridCol w:w="2396"/>
+        <w:gridCol w:w="2401"/>
+      </w:tblGrid>
+      <w:tr>
+        <w:trPr>
+          <w:jc w:val="center"/>
+        </w:trPr>
+        <w:tc>
+          <w:tcPr>
+            <w:tcW w:w="2438" w:type="dxa"/>
+            <w:shd w:val="clear" w:color="auto" w:fill="EED6C7"/>
+            <w:tcMar>
+              <w:top w:w="80" w:type="dxa"/>
+              <w:left w:w="90" w:type="dxa"/>
+              <w:bottom w:w="80" w:type="dxa"/>
+              <w:right w:w="90" w:type="dxa"/>
+            </w:tcMar>
+            <w:vAlign w:val="center"/>
+          </w:tcPr>
+          <w:p>
+            <w:pPr>
+              <w:spacing w:before="20" w:after="40" w:line="252" w:lineRule="auto"/>
+              <w:jc w:val="center"/>
+            </w:pPr>
+            <w:r>
+              <w:rPr>
+                <w:b/>
+                <w:color w:val="46281C"/>
+                <w:sz w:val="18"/>
+              </w:rPr>
+              <w:t>Screen</w:t>
+            </w:r>
+          </w:p>
+        </w:tc>
+        <w:tc>
+          <w:tcPr>
+            <w:tcW w:w="2438" w:type="dxa"/>
+            <w:shd w:val="clear" w:color="auto" w:fill="EED6C7"/>
+            <w:tcMar>
+              <w:top w:w="80" w:type="dxa"/>
+              <w:left w:w="90" w:type="dxa"/>
+              <w:bottom w:w="80" w:type="dxa"/>
+              <w:right w:w="90" w:type="dxa"/>
+            </w:tcMar>
+            <w:vAlign w:val="center"/>
+          </w:tcPr>
+          <w:p>
+            <w:pPr>
+              <w:spacing w:before="20" w:after="40" w:line="252" w:lineRule="auto"/>
+              <w:jc w:val="center"/>
+            </w:pPr>
+            <w:r>
+              <w:rPr>
+                <w:b/>
+                <w:color w:val="46281C"/>
+                <w:sz w:val="18"/>
+              </w:rPr>
+              <w:t>Primary User</w:t>
+            </w:r>
+          </w:p>
+        </w:tc>
+        <w:tc>
+          <w:tcPr>
+            <w:tcW w:w="2438" w:type="dxa"/>
+            <w:shd w:val="clear" w:color="auto" w:fill="EED6C7"/>
+            <w:tcMar>
+              <w:top w:w="80" w:type="dxa"/>
+              <w:left w:w="90" w:type="dxa"/>
+              <w:bottom w:w="80" w:type="dxa"/>
+              <w:right w:w="90" w:type="dxa"/>
+            </w:tcMar>
+            <w:vAlign w:val="center"/>
+          </w:tcPr>
+          <w:p>
+            <w:pPr>
+              <w:spacing w:before="20" w:after="40" w:line="252" w:lineRule="auto"/>
+              <w:jc w:val="center"/>
+            </w:pPr>
+            <w:r>
+              <w:rPr>
+                <w:b/>
+                <w:color w:val="46281C"/>
+                <w:sz w:val="18"/>
+              </w:rPr>
+              <w:t>Purpose</w:t>
+            </w:r>
+          </w:p>
+        </w:tc>
+        <w:tc>
+          <w:tcPr>
+            <w:tcW w:w="2438" w:type="dxa"/>
+            <w:shd w:val="clear" w:color="auto" w:fill="EED6C7"/>
+            <w:tcMar>
+              <w:top w:w="80" w:type="dxa"/>
+              <w:left w:w="90" w:type="dxa"/>
+              <w:bottom w:w="80" w:type="dxa"/>
+              <w:right w:w="90" w:type="dxa"/>
+            </w:tcMar>
+            <w:vAlign w:val="center"/>
+          </w:tcPr>
+          <w:p>
+            <w:pPr>
+              <w:spacing w:before="20" w:after="40" w:line="252" w:lineRule="auto"/>
+              <w:jc w:val="center"/>
+            </w:pPr>
+            <w:r>
+              <w:rPr>
+                <w:b/>
+                <w:color w:val="46281C"/>
+                <w:sz w:val="18"/>
+              </w:rPr>
+              <w:t>Key Elements</w:t>
+            </w:r>
+          </w:p>
+        </w:tc>
+      </w:tr>
+      <w:tr>
+        <w:trPr>
+          <w:jc w:val="center"/>
+        </w:trPr>
+        <w:tc>
+          <w:tcPr>
+            <w:tcW w:w="2438" w:type="dxa"/>
+            <w:tcMar>
+              <w:top w:w="80" w:type="dxa"/>
+              <w:left w:w="90" w:type="dxa"/>
+              <w:bottom w:w="80" w:type="dxa"/>
+              <w:right w:w="90" w:type="dxa"/>
+            </w:tcMar>
+            <w:vAlign w:val="center"/>
+          </w:tcPr>
+          <w:p>
+            <w:pPr>
+              <w:spacing w:before="20" w:after="40" w:line="252" w:lineRule="auto"/>
+            </w:pPr>
+            <w:r>
+              <w:rPr>
+                <w:sz w:val="18"/>
+              </w:rPr>
+              <w:t>Home page</w:t>
+            </w:r>
+          </w:p>
+        </w:tc>
+        <w:tc>
+          <w:tcPr>
+            <w:tcW w:w="2438" w:type="dxa"/>
+            <w:tcMar>
+              <w:top w:w="80" w:type="dxa"/>
+              <w:left w:w="90" w:type="dxa"/>
+              <w:bottom w:w="80" w:type="dxa"/>
+              <w:right w:w="90" w:type="dxa"/>
+            </w:tcMar>
+            <w:vAlign w:val="center"/>
+          </w:tcPr>
+          <w:p>
+            <w:pPr>
+              <w:spacing w:before="20" w:after="40" w:line="252" w:lineRule="auto"/>
+            </w:pPr>
+            <w:r>
+              <w:rPr>
+                <w:sz w:val="18"/>
+              </w:rPr>
+              <w:t>Customer</w:t>
+            </w:r>
+          </w:p>
+        </w:tc>
+        <w:tc>
+          <w:tcPr>
+            <w:tcW w:w="2438" w:type="dxa"/>
+            <w:tcMar>
+              <w:top w:w="80" w:type="dxa"/>
+              <w:left w:w="90" w:type="dxa"/>
+              <w:bottom w:w="80" w:type="dxa"/>
+              <w:right w:w="90" w:type="dxa"/>
+            </w:tcMar>
+            <w:vAlign w:val="center"/>
+          </w:tcPr>
+          <w:p>
+            <w:pPr>
+              <w:spacing w:before="20" w:after="40" w:line="252" w:lineRule="auto"/>
+            </w:pPr>
+            <w:r>
+              <w:rPr>
+                <w:sz w:val="18"/>
+              </w:rPr>
+              <w:t>Introduce restaurant and direct user to booking flow.</w:t>
+            </w:r>
+          </w:p>
+        </w:tc>
+        <w:tc>
+          <w:tcPr>
+            <w:tcW w:w="2438" w:type="dxa"/>
+            <w:tcMar>
+              <w:top w:w="80" w:type="dxa"/>
+              <w:left w:w="90" w:type="dxa"/>
+              <w:bottom w:w="80" w:type="dxa"/>
+              <w:right w:w="90" w:type="dxa"/>
+            </w:tcMar>
+            <w:vAlign w:val="center"/>
+          </w:tcPr>
+          <w:p>
+            <w:pPr>
+              <w:spacing w:before="20" w:after="40" w:line="252" w:lineRule="auto"/>
+            </w:pPr>
+            <w:r>
+              <w:rPr>
+                <w:sz w:val="18"/>
+              </w:rPr>
+              <w:t>Hero section, hours, location, reserve button.</w:t>
+            </w:r>
+          </w:p>
+        </w:tc>
+      </w:tr>
+      <w:tr>
+        <w:trPr>
+          <w:jc w:val="center"/>
+        </w:trPr>
+        <w:tc>
+          <w:tcPr>
+            <w:tcW w:w="2438" w:type="dxa"/>
+            <w:tcMar>
+              <w:top w:w="80" w:type="dxa"/>
+              <w:left w:w="90" w:type="dxa"/>
+              <w:bottom w:w="80" w:type="dxa"/>
+              <w:right w:w="90" w:type="dxa"/>
+            </w:tcMar>
+            <w:vAlign w:val="center"/>
+          </w:tcPr>
+          <w:p>
+            <w:pPr>
+              <w:spacing w:before="20" w:after="40" w:line="252" w:lineRule="auto"/>
+            </w:pPr>
+            <w:r>
+              <w:rPr>
+                <w:sz w:val="18"/>
+              </w:rPr>
+              <w:t>Booking form</w:t>
+            </w:r>
+          </w:p>
+        </w:tc>
+        <w:tc>
+          <w:tcPr>
+            <w:tcW w:w="2438" w:type="dxa"/>
+            <w:tcMar>
+              <w:top w:w="80" w:type="dxa"/>
+              <w:left w:w="90" w:type="dxa"/>
+              <w:bottom w:w="80" w:type="dxa"/>
+              <w:right w:w="90" w:type="dxa"/>
+            </w:tcMar>
+            <w:vAlign w:val="center"/>
+          </w:tcPr>
+          <w:p>
+            <w:pPr>
+              <w:spacing w:before="20" w:after="40" w:line="252" w:lineRule="auto"/>
+            </w:pPr>
+            <w:r>
+              <w:rPr>
+                <w:sz w:val="18"/>
+              </w:rPr>
+              <w:t>Customer</w:t>
+            </w:r>
+          </w:p>
+        </w:tc>
+        <w:tc>
+          <w:tcPr>
+            <w:tcW w:w="2438" w:type="dxa"/>
+            <w:tcMar>
+              <w:top w:w="80" w:type="dxa"/>
+              <w:left w:w="90" w:type="dxa"/>
+              <w:bottom w:w="80" w:type="dxa"/>
+              <w:right w:w="90" w:type="dxa"/>
+            </w:tcMar>
+            <w:vAlign w:val="center"/>
+          </w:tcPr>
+          <w:p>
+            <w:pPr>
+              <w:spacing w:before="20" w:after="40" w:line="252" w:lineRule="auto"/>
+            </w:pPr>
+            <w:r>
+              <w:rPr>
+                <w:sz w:val="18"/>
+              </w:rPr>
+              <w:t>Capture booking request details.</w:t>
+            </w:r>
+          </w:p>
+        </w:tc>
+        <w:tc>
+          <w:tcPr>
+            <w:tcW w:w="2438" w:type="dxa"/>
+            <w:tcMar>
+              <w:top w:w="80" w:type="dxa"/>
+              <w:left w:w="90" w:type="dxa"/>
+              <w:bottom w:w="80" w:type="dxa"/>
+              <w:right w:w="90" w:type="dxa"/>
+            </w:tcMar>
+            <w:vAlign w:val="center"/>
+          </w:tcPr>
+          <w:p>
+            <w:pPr>
+              <w:spacing w:before="20" w:after="40" w:line="252" w:lineRule="auto"/>
+            </w:pPr>
+            <w:r>
+              <w:rPr>
+                <w:sz w:val="18"/>
+              </w:rPr>
+              <w:t>Date, time, guest count, contact fields, notes.</w:t>
+            </w:r>
+          </w:p>
+        </w:tc>
+      </w:tr>
+      <w:tr>
+        <w:trPr>
+          <w:jc w:val="center"/>
+        </w:trPr>
+        <w:tc>
+          <w:tcPr>
+            <w:tcW w:w="2438" w:type="dxa"/>
+            <w:tcMar>
+              <w:top w:w="80" w:type="dxa"/>
+              <w:left w:w="90" w:type="dxa"/>
+              <w:bottom w:w="80" w:type="dxa"/>
+              <w:right w:w="90" w:type="dxa"/>
+            </w:tcMar>
+            <w:vAlign w:val="center"/>
+          </w:tcPr>
+          <w:p>
+            <w:pPr>
+              <w:spacing w:before="20" w:after="40" w:line="252" w:lineRule="auto"/>
+            </w:pPr>
+            <w:r>
+              <w:rPr>
+                <w:sz w:val="18"/>
+              </w:rPr>
+              <w:t>Confirmation page</w:t>
+            </w:r>
+          </w:p>
+        </w:tc>
+        <w:tc>
+          <w:tcPr>
+            <w:tcW w:w="2438" w:type="dxa"/>
+            <w:tcMar>
+              <w:top w:w="80" w:type="dxa"/>
+              <w:left w:w="90" w:type="dxa"/>
+              <w:bottom w:w="80" w:type="dxa"/>
+              <w:right w:w="90" w:type="dxa"/>
+            </w:tcMar>
+            <w:vAlign w:val="center"/>
+          </w:tcPr>
+          <w:p>
+            <w:pPr>
+              <w:spacing w:before="20" w:after="40" w:line="252" w:lineRule="auto"/>
+            </w:pPr>
+            <w:r>
+              <w:rPr>
+                <w:sz w:val="18"/>
+              </w:rPr>
+              <w:t>Customer</w:t>
+            </w:r>
+          </w:p>
+        </w:tc>
+        <w:tc>
+          <w:tcPr>
+            <w:tcW w:w="2438" w:type="dxa"/>
+            <w:tcMar>
+              <w:top w:w="80" w:type="dxa"/>
+              <w:left w:w="90" w:type="dxa"/>
+              <w:bottom w:w="80" w:type="dxa"/>
+              <w:right w:w="90" w:type="dxa"/>
+            </w:tcMar>
+            <w:vAlign w:val="center"/>
+          </w:tcPr>
+          <w:p>
+            <w:pPr>
+              <w:spacing w:before="20" w:after="40" w:line="252" w:lineRule="auto"/>
+            </w:pPr>
+            <w:r>
+              <w:rPr>
+                <w:sz w:val="18"/>
+              </w:rPr>
+              <w:t>Confirm reservation details and next steps.</w:t>
+            </w:r>
+          </w:p>
+        </w:tc>
+        <w:tc>
+          <w:tcPr>
+            <w:tcW w:w="2438" w:type="dxa"/>
+            <w:tcMar>
+              <w:top w:w="80" w:type="dxa"/>
+              <w:left w:w="90" w:type="dxa"/>
+              <w:bottom w:w="80" w:type="dxa"/>
+              <w:right w:w="90" w:type="dxa"/>
+            </w:tcMar>
+            <w:vAlign w:val="center"/>
+          </w:tcPr>
+          <w:p>
+            <w:pPr>
+              <w:spacing w:before="20" w:after="40" w:line="252" w:lineRule="auto"/>
+            </w:pPr>
+            <w:r>
+              <w:rPr>
+                <w:sz w:val="18"/>
+              </w:rPr>
+              <w:t>Booking reference, summary, modify/cancel link.</w:t>
+            </w:r>
+          </w:p>
+        </w:tc>
+      </w:tr>
+      <w:tr>
+        <w:trPr>
+          <w:jc w:val="center"/>
+        </w:trPr>
+        <w:tc>
+          <w:tcPr>
+            <w:tcW w:w="2438" w:type="dxa"/>
+            <w:tcMar>
+              <w:top w:w="80" w:type="dxa"/>
+              <w:left w:w="90" w:type="dxa"/>
+              <w:bottom w:w="80" w:type="dxa"/>
+              <w:right w:w="90" w:type="dxa"/>
+            </w:tcMar>
+            <w:vAlign w:val="center"/>
+          </w:tcPr>
+          <w:p>
+            <w:pPr>
+              <w:spacing w:before="20" w:after="40" w:line="252" w:lineRule="auto"/>
+            </w:pPr>
+            <w:r>
+              <w:rPr>
+                <w:sz w:val="18"/>
+              </w:rPr>
+              <w:t>Admin login</w:t>
+            </w:r>
+          </w:p>
+        </w:tc>
+        <w:tc>
+          <w:tcPr>
+            <w:tcW w:w="2438" w:type="dxa"/>
+            <w:tcMar>
+              <w:top w:w="80" w:type="dxa"/>
+              <w:left w:w="90" w:type="dxa"/>
+              <w:bottom w:w="80" w:type="dxa"/>
+              <w:right w:w="90" w:type="dxa"/>
+            </w:tcMar>
+            <w:vAlign w:val="center"/>
+          </w:tcPr>
+          <w:p>
+            <w:pPr>
+              <w:spacing w:before="20" w:after="40" w:line="252" w:lineRule="auto"/>
+            </w:pPr>
+            <w:r>
+              <w:rPr>
+                <w:sz w:val="18"/>
+              </w:rPr>
+              <w:t>Staff</w:t>
+            </w:r>
+          </w:p>
+        </w:tc>
+        <w:tc>
+          <w:tcPr>
+            <w:tcW w:w="2438" w:type="dxa"/>
+            <w:tcMar>
+              <w:top w:w="80" w:type="dxa"/>
+              <w:left w:w="90" w:type="dxa"/>
+              <w:bottom w:w="80" w:type="dxa"/>
+              <w:right w:w="90" w:type="dxa"/>
+            </w:tcMar>
+            <w:vAlign w:val="center"/>
+          </w:tcPr>
+          <w:p>
+            <w:pPr>
+              <w:spacing w:before="20" w:after="40" w:line="252" w:lineRule="auto"/>
+            </w:pPr>
+            <w:r>
+              <w:rPr>
+                <w:sz w:val="18"/>
+              </w:rPr>
+              <w:t>Secure access to dashboard.</w:t>
+            </w:r>
+          </w:p>
+        </w:tc>
+        <w:tc>
+          <w:tcPr>
+            <w:tcW w:w="2438" w:type="dxa"/>
+            <w:tcMar>
+              <w:top w:w="80" w:type="dxa"/>
+              <w:left w:w="90" w:type="dxa"/>
+              <w:bottom w:w="80" w:type="dxa"/>
+              <w:right w:w="90" w:type="dxa"/>
+            </w:tcMar>
+            <w:vAlign w:val="center"/>
+          </w:tcPr>
+          <w:p>
+            <w:pPr>
+              <w:spacing w:before="20" w:after="40" w:line="252" w:lineRule="auto"/>
+            </w:pPr>
+            <w:r>
+              <w:rPr>
+                <w:sz w:val="18"/>
+              </w:rPr>
+              <w:t>Email, password, error handling.</w:t>
+            </w:r>
+          </w:p>
+        </w:tc>
+      </w:tr>
+      <w:tr>
+        <w:trPr>
+          <w:jc w:val="center"/>
+        </w:trPr>
+        <w:tc>
+          <w:tcPr>
+            <w:tcW w:w="2438" w:type="dxa"/>
+            <w:tcMar>
+              <w:top w:w="80" w:type="dxa"/>
+              <w:left w:w="90" w:type="dxa"/>
+              <w:bottom w:w="80" w:type="dxa"/>
+              <w:right w:w="90" w:type="dxa"/>
+            </w:tcMar>
+            <w:vAlign w:val="center"/>
+          </w:tcPr>
+          <w:p>
+            <w:pPr>
+              <w:spacing w:before="20" w:after="40" w:line="252" w:lineRule="auto"/>
+            </w:pPr>
+            <w:r>
+              <w:rPr>
+                <w:sz w:val="18"/>
+              </w:rPr>
+              <w:t>Admin dashboard</w:t>
+            </w:r>
+          </w:p>
+        </w:tc>
+        <w:tc>
+          <w:tcPr>
+            <w:tcW w:w="2438" w:type="dxa"/>
+            <w:tcMar>
+              <w:top w:w="80" w:type="dxa"/>
+              <w:left w:w="90" w:type="dxa"/>
+              <w:bottom w:w="80" w:type="dxa"/>
+              <w:right w:w="90" w:type="dxa"/>
+            </w:tcMar>
+            <w:vAlign w:val="center"/>
+          </w:tcPr>
+          <w:p>
+            <w:pPr>
+              <w:spacing w:before="20" w:after="40" w:line="252" w:lineRule="auto"/>
+            </w:pPr>
+            <w:r>
+              <w:rPr>
+                <w:sz w:val="18"/>
+              </w:rPr>
+              <w:t>Staff / Manager</w:t>
+            </w:r>
+          </w:p>
+        </w:tc>
+        <w:tc>
+          <w:tcPr>
+            <w:tcW w:w="2438" w:type="dxa"/>
+            <w:tcMar>
+              <w:top w:w="80" w:type="dxa"/>
+              <w:left w:w="90" w:type="dxa"/>
+              <w:bottom w:w="80" w:type="dxa"/>
+              <w:right w:w="90" w:type="dxa"/>
+            </w:tcMar>
+            <w:vAlign w:val="center"/>
+          </w:tcPr>
+          <w:p>
+            <w:pPr>
+              <w:spacing w:before="20" w:after="40" w:line="252" w:lineRule="auto"/>
+            </w:pPr>
+            <w:r>
+              <w:rPr>
+                <w:sz w:val="18"/>
+              </w:rPr>
+              <w:t>Manage reservations and view utilization.</w:t>
+            </w:r>
+          </w:p>
+        </w:tc>
+        <w:tc>
+          <w:tcPr>
+            <w:tcW w:w="2438" w:type="dxa"/>
+            <w:tcMar>
+              <w:top w:w="80" w:type="dxa"/>
+              <w:left w:w="90" w:type="dxa"/>
+              <w:bottom w:w="80" w:type="dxa"/>
+              <w:right w:w="90" w:type="dxa"/>
+            </w:tcMar>
+            <w:vAlign w:val="center"/>
+          </w:tcPr>
+          <w:p>
+            <w:pPr>
+              <w:spacing w:before="20" w:after="40" w:line="252" w:lineRule="auto"/>
+            </w:pPr>
+            <w:r>
+              <w:rPr>
+                <w:sz w:val="18"/>
+              </w:rPr>
+              <w:t>Filters, booking list, status controls, metrics cards.</w:t>
+            </w:r>
+          </w:p>
+        </w:tc>
+      </w:tr>
+    </w:tbl>
+    <w:p/>
     <w:sectPr>
       <w:footerReference w:type="default" r:id="rId9"/>
       <w:pgSz w:w="12240" w:h="15840"/>
@@ -3014,6 +3718,7 @@
   <w:style w:type="character" w:default="1" w:styleId="DefaultParagraphFont">
     <w:name w:val="Default Paragraph Font"/>
     <w:uiPriority w:val="1"/>
+    <w:semiHidden/>
     <w:unhideWhenUsed/>
   </w:style>
   <w:style w:type="table" w:default="1" w:styleId="TableNormal">
